--- a/kurs/classroom-pack/vecka-07/lektion-8.1-verktyg.docx
+++ b/kurs/classroom-pack/vecka-07/lektion-8.1-verktyg.docx
@@ -629,6 +629,125 @@
           <w:sz w:val="21"/>
         </w:rPr>
         <w:t xml:space="preserve"> Tång som voltmeter. Megger på spänningssatt. DMM på live MSB.</w:t>
+      </w:r>
+    </w:p>
+    <w:p>
+      <w:pPr>
+        <w:pBdr>
+          <w:top w:val="single" w:sz="6" w:space="1" w:color="111111"/>
+        </w:pBdr>
+      </w:pPr>
+    </w:p>
+    <w:p>
+      <w:pPr>
+        <w:spacing w:before="200" w:after="80"/>
+        <w:pBdr>
+          <w:top w:val="single" w:sz="6" w:space="4" w:color="111111"/>
+        </w:pBdr>
+      </w:pPr>
+      <w:r>
+        <w:rPr>
+          <w:rFonts w:ascii="IBM Plex Sans" w:hAnsi="IBM Plex Sans" w:eastAsia="IBM Plex Sans" w:cs="IBM Plex Sans"/>
+          <w:b/>
+          <w:color w:val="111111"/>
+          <w:sz w:val="26"/>
+        </w:rPr>
+        <w:t>Räkna-slag (5 min)</w:t>
+      </w:r>
+    </w:p>
+    <w:p>
+      <w:pPr>
+        <w:spacing w:before="0" w:after="120" w:line="276" w:lineRule="auto"/>
+      </w:pPr>
+      <w:r>
+        <w:rPr>
+          <w:rFonts w:ascii="IBM Plex Sans" w:hAnsi="IBM Plex Sans" w:eastAsia="IBM Plex Sans" w:cs="IBM Plex Sans"/>
+          <w:b w:val="0"/>
+          <w:color w:val="111111"/>
+          <w:sz w:val="21"/>
+        </w:rPr>
+        <w:t xml:space="preserve">Samma vecka som 7.1. Läraren räknar </w:t>
+      </w:r>
+      <w:r>
+        <w:rPr>
+          <w:rFonts w:ascii="IBM Plex Sans" w:hAnsi="IBM Plex Sans" w:eastAsia="IBM Plex Sans" w:cs="IBM Plex Sans"/>
+          <w:b/>
+          <w:color w:val="111111"/>
+          <w:sz w:val="21"/>
+        </w:rPr>
+        <w:t>ett</w:t>
+      </w:r>
+      <w:r>
+        <w:rPr>
+          <w:rFonts w:ascii="IBM Plex Sans" w:hAnsi="IBM Plex Sans" w:eastAsia="IBM Plex Sans" w:cs="IBM Plex Sans"/>
+          <w:b w:val="0"/>
+          <w:color w:val="111111"/>
+          <w:sz w:val="21"/>
+        </w:rPr>
+        <w:t xml:space="preserve"> tal. Eleven fyller räknerutan på </w:t>
+      </w:r>
+      <w:r>
+        <w:rPr>
+          <w:rFonts w:ascii="IBM Plex Sans" w:hAnsi="IBM Plex Sans" w:eastAsia="IBM Plex Sans" w:cs="IBM Plex Sans"/>
+          <w:b/>
+          <w:color w:val="111111"/>
+          <w:sz w:val="21"/>
+        </w:rPr>
+        <w:t>v7-tavla-verktyg-elev.md</w:t>
+      </w:r>
+      <w:r>
+        <w:rPr>
+          <w:rFonts w:ascii="IBM Plex Sans" w:hAnsi="IBM Plex Sans" w:eastAsia="IBM Plex Sans" w:cs="IBM Plex Sans"/>
+          <w:b w:val="0"/>
+          <w:color w:val="111111"/>
+          <w:sz w:val="21"/>
+        </w:rPr>
+        <w:t>.</w:t>
+      </w:r>
+    </w:p>
+    <w:p>
+      <w:pPr>
+        <w:spacing w:before="0" w:after="120" w:line="276" w:lineRule="auto"/>
+      </w:pPr>
+      <w:r>
+        <w:rPr>
+          <w:rFonts w:ascii="IBM Plex Sans" w:hAnsi="IBM Plex Sans" w:eastAsia="IBM Plex Sans" w:cs="IBM Plex Sans"/>
+          <w:b w:val="0"/>
+          <w:color w:val="111111"/>
+          <w:sz w:val="21"/>
+        </w:rPr>
+      </w:r>
+      <w:r>
+        <w:rPr>
+          <w:rFonts w:ascii="IBM Plex Sans" w:hAnsi="IBM Plex Sans" w:eastAsia="IBM Plex Sans" w:cs="IBM Plex Sans"/>
+          <w:b/>
+          <w:color w:val="111111"/>
+          <w:sz w:val="21"/>
+        </w:rPr>
+        <w:t>Tavlan:</w:t>
+      </w:r>
+      <w:r>
+        <w:rPr>
+          <w:rFonts w:ascii="IBM Plex Sans" w:hAnsi="IBM Plex Sans" w:eastAsia="IBM Plex Sans" w:cs="IBM Plex Sans"/>
+          <w:b w:val="0"/>
+          <w:color w:val="111111"/>
+          <w:sz w:val="21"/>
+        </w:rPr>
+        <w:t xml:space="preserve"> värmare 230 V / 48 Ω = 4,8 A. Grupp 10 A = GO på papper.</w:t>
+      </w:r>
+    </w:p>
+    <w:p>
+      <w:pPr>
+        <w:spacing w:before="0" w:after="120" w:line="276" w:lineRule="auto"/>
+      </w:pPr>
+      <w:r>
+        <w:rPr>
+          <w:rFonts w:ascii="IBM Plex Sans" w:hAnsi="IBM Plex Sans" w:eastAsia="IBM Plex Sans" w:cs="IBM Plex Sans"/>
+          <w:b w:val="0"/>
+          <w:color w:val="111111"/>
+          <w:sz w:val="21"/>
+        </w:rPr>
+        <w:t>Säg: rätt instrument efter talet. Inte tång som volt. Inte megger live.</w:t>
       </w:r>
     </w:p>
     <w:p>
